--- a/Rezyapova_Alina_lb5/Rezyapova_Alina_lb5.docx
+++ b/Rezyapova_Alina_lb5/Rezyapova_Alina_lb5.docx
@@ -1503,8 +1503,6 @@
           <w:lang w:val="en-US" w:eastAsia="ru-RU" w:bidi="hi-IN"/>
         </w:rPr>
       </w:pPr>
-      <w:bookmarkStart w:id="0" w:name="_GoBack"/>
-      <w:bookmarkEnd w:id="0"/>
       <w:r>
         <w:rPr>
           <w:rFonts w:hint="default" w:ascii="Times New Roman" w:hAnsi="Times New Roman" w:eastAsia="Times New Roman" w:cs="Times New Roman"/>
@@ -2397,7 +2395,63 @@
           <w:szCs w:val="28"/>
           <w:lang w:val="en-US" w:eastAsia="ru-RU" w:bidi="hi-IN"/>
         </w:rPr>
-        <w:t>- Построение бора: O(сумма длин образцов)</w:t>
+        <w:t>- Построение бора: O(Σ|Pi|)</w:t>
+      </w:r>
+      <w:r>
+        <w:rPr>
+          <w:rFonts w:hint="default" w:eastAsia="Times New Roman" w:cs="Times New Roman"/>
+          <w:b w:val="0"/>
+          <w:bCs w:val="0"/>
+          <w:i w:val="0"/>
+          <w:iCs w:val="0"/>
+          <w:kern w:val="3"/>
+          <w:sz w:val="28"/>
+          <w:szCs w:val="28"/>
+          <w:lang w:val="en-US" w:eastAsia="ru-RU" w:bidi="hi-IN"/>
+        </w:rPr>
+        <w:t xml:space="preserve">, </w:t>
+      </w:r>
+      <w:r>
+        <w:rPr>
+          <w:rFonts w:hint="default" w:ascii="Times New Roman" w:hAnsi="Times New Roman" w:eastAsia="Times New Roman" w:cs="Times New Roman"/>
+          <w:b w:val="0"/>
+          <w:bCs w:val="0"/>
+          <w:i w:val="0"/>
+          <w:iCs w:val="0"/>
+          <w:kern w:val="3"/>
+          <w:sz w:val="28"/>
+          <w:szCs w:val="28"/>
+          <w:lang w:val="en-US" w:eastAsia="ru-RU" w:bidi="hi-IN"/>
+        </w:rPr>
+        <w:t>Σ|Pi|</w:t>
+      </w:r>
+      <w:r>
+        <w:rPr>
+          <w:rFonts w:hint="default" w:eastAsia="Times New Roman" w:cs="Times New Roman"/>
+          <w:b w:val="0"/>
+          <w:bCs w:val="0"/>
+          <w:i w:val="0"/>
+          <w:iCs w:val="0"/>
+          <w:kern w:val="3"/>
+          <w:sz w:val="28"/>
+          <w:szCs w:val="28"/>
+          <w:lang w:val="en-US" w:eastAsia="ru-RU" w:bidi="hi-IN"/>
+        </w:rPr>
+        <w:t xml:space="preserve"> - </w:t>
+      </w:r>
+      <w:r>
+        <w:rPr>
+          <w:rFonts w:hint="default" w:ascii="Times New Roman" w:hAnsi="Times New Roman" w:eastAsia="Times New Roman" w:cs="Times New Roman"/>
+          <w:b w:val="0"/>
+          <w:bCs w:val="0"/>
+          <w:i w:val="0"/>
+          <w:iCs w:val="0"/>
+          <w:kern w:val="3"/>
+          <w:sz w:val="28"/>
+          <w:szCs w:val="28"/>
+          <w:lang w:val="en-US" w:eastAsia="ru-RU" w:bidi="hi-IN"/>
+        </w:rPr>
+        <w:t>сумма длин образцов</w:t>
       </w:r>
     </w:p>
     <w:p>
@@ -2449,7 +2503,63 @@
           <w:szCs w:val="28"/>
           <w:lang w:val="en-US" w:eastAsia="ru-RU" w:bidi="hi-IN"/>
         </w:rPr>
-        <w:t>- Построение суффиксных ссылок: O(сумма длин образцов × |Σ|)</w:t>
+        <w:t>- Построение суффиксных ссылок: O(Σ|Pi| × |Σ|)</w:t>
+      </w:r>
+      <w:r>
+        <w:rPr>
+          <w:rFonts w:hint="default" w:eastAsia="Times New Roman" w:cs="Times New Roman"/>
+          <w:b w:val="0"/>
+          <w:bCs w:val="0"/>
+          <w:i w:val="0"/>
+          <w:iCs w:val="0"/>
+          <w:kern w:val="3"/>
+          <w:sz w:val="28"/>
+          <w:szCs w:val="28"/>
+          <w:lang w:val="en-US" w:eastAsia="ru-RU" w:bidi="hi-IN"/>
+        </w:rPr>
+        <w:t xml:space="preserve">, </w:t>
+      </w:r>
+      <w:r>
+        <w:rPr>
+          <w:rFonts w:hint="default" w:ascii="Times New Roman" w:hAnsi="Times New Roman" w:eastAsia="Times New Roman" w:cs="Times New Roman"/>
+          <w:b w:val="0"/>
+          <w:bCs w:val="0"/>
+          <w:i w:val="0"/>
+          <w:iCs w:val="0"/>
+          <w:kern w:val="3"/>
+          <w:sz w:val="28"/>
+          <w:szCs w:val="28"/>
+          <w:lang w:val="en-US" w:eastAsia="ru-RU" w:bidi="hi-IN"/>
+        </w:rPr>
+        <w:t>Σ|Pi|</w:t>
+      </w:r>
+      <w:r>
+        <w:rPr>
+          <w:rFonts w:hint="default" w:eastAsia="Times New Roman" w:cs="Times New Roman"/>
+          <w:b w:val="0"/>
+          <w:bCs w:val="0"/>
+          <w:i w:val="0"/>
+          <w:iCs w:val="0"/>
+          <w:kern w:val="3"/>
+          <w:sz w:val="28"/>
+          <w:szCs w:val="28"/>
+          <w:lang w:val="en-US" w:eastAsia="ru-RU" w:bidi="hi-IN"/>
+        </w:rPr>
+        <w:t xml:space="preserve"> - </w:t>
+      </w:r>
+      <w:r>
+        <w:rPr>
+          <w:rFonts w:hint="default" w:ascii="Times New Roman" w:hAnsi="Times New Roman" w:eastAsia="Times New Roman" w:cs="Times New Roman"/>
+          <w:b w:val="0"/>
+          <w:bCs w:val="0"/>
+          <w:i w:val="0"/>
+          <w:iCs w:val="0"/>
+          <w:kern w:val="3"/>
+          <w:sz w:val="28"/>
+          <w:szCs w:val="28"/>
+          <w:lang w:val="en-US" w:eastAsia="ru-RU" w:bidi="hi-IN"/>
+        </w:rPr>
+        <w:t>сумма длин образцов</w:t>
       </w:r>
     </w:p>
     <w:p>
@@ -2553,7 +2663,7 @@
           <w:szCs w:val="28"/>
           <w:lang w:val="en-US" w:eastAsia="ru-RU" w:bidi="hi-IN"/>
         </w:rPr>
-        <w:t>- Поиск пересекающихся образцов: O(k log k), где k — количество найденных вхождений</w:t>
+        <w:t>- Поиск пересекающихся образцов: O(M log M), где M = O(|T| × n) — количество найденных вхождений в худшем случае.</w:t>
       </w:r>
     </w:p>
     <w:p>
@@ -2582,11 +2692,11 @@
         <w:jc w:val="both"/>
         <w:textAlignment w:val="auto"/>
         <w:rPr>
-          <w:rFonts w:hint="default" w:ascii="Times New Roman" w:hAnsi="Times New Roman" w:eastAsia="Times New Roman" w:cs="Times New Roman"/>
-          <w:b w:val="0"/>
-          <w:bCs w:val="0"/>
-          <w:i/>
-          <w:iCs/>
+          <w:rFonts w:hint="default" w:eastAsia="Times New Roman" w:cs="Times New Roman"/>
+          <w:b w:val="0"/>
+          <w:bCs w:val="0"/>
+          <w:i w:val="0"/>
+          <w:iCs w:val="0"/>
           <w:kern w:val="3"/>
           <w:sz w:val="28"/>
           <w:szCs w:val="28"/>
@@ -2595,17 +2705,17 @@
       </w:pPr>
       <w:r>
         <w:rPr>
-          <w:rFonts w:hint="default" w:ascii="Times New Roman" w:hAnsi="Times New Roman" w:eastAsia="Times New Roman" w:cs="Times New Roman"/>
-          <w:b w:val="0"/>
-          <w:bCs w:val="0"/>
-          <w:i/>
-          <w:iCs/>
-          <w:kern w:val="3"/>
-          <w:sz w:val="28"/>
-          <w:szCs w:val="28"/>
-          <w:lang w:val="en-US" w:eastAsia="ru-RU" w:bidi="hi-IN"/>
-        </w:rPr>
-        <w:t>Сложность по памяти:</w:t>
+          <w:rFonts w:hint="default" w:eastAsia="Times New Roman" w:cs="Times New Roman"/>
+          <w:b w:val="0"/>
+          <w:bCs w:val="0"/>
+          <w:i w:val="0"/>
+          <w:iCs w:val="0"/>
+          <w:kern w:val="3"/>
+          <w:sz w:val="28"/>
+          <w:szCs w:val="28"/>
+          <w:lang w:val="en-US" w:eastAsia="ru-RU" w:bidi="hi-IN"/>
+        </w:rPr>
+        <w:t>Общаяя сложность:</w:t>
       </w:r>
     </w:p>
     <w:p>
@@ -2657,8 +2767,226 @@
           <w:szCs w:val="28"/>
           <w:lang w:val="en-US" w:eastAsia="ru-RU" w:bidi="hi-IN"/>
         </w:rPr>
-        <w:t xml:space="preserve"> O(сумма длин образцов × |Σ|), где |Σ| = 5</w:t>
+        <w:t>O( Σ|Pi| × |Σ| + |T| + |T| × n × log(|T| × n) )</w:t>
       </w:r>
+      <w:r>
+        <w:rPr>
+          <w:rFonts w:hint="default" w:eastAsia="Times New Roman" w:cs="Times New Roman"/>
+          <w:b w:val="0"/>
+          <w:bCs w:val="0"/>
+          <w:i w:val="0"/>
+          <w:iCs w:val="0"/>
+          <w:kern w:val="3"/>
+          <w:sz w:val="28"/>
+          <w:szCs w:val="28"/>
+          <w:lang w:val="en-US" w:eastAsia="ru-RU" w:bidi="hi-IN"/>
+        </w:rPr>
+        <w:t xml:space="preserve">, </w:t>
+      </w:r>
+      <w:r>
+        <w:rPr>
+          <w:rFonts w:hint="default" w:ascii="Times New Roman" w:hAnsi="Times New Roman" w:eastAsia="Times New Roman" w:cs="Times New Roman"/>
+          <w:b w:val="0"/>
+          <w:bCs w:val="0"/>
+          <w:i w:val="0"/>
+          <w:iCs w:val="0"/>
+          <w:kern w:val="3"/>
+          <w:sz w:val="28"/>
+          <w:szCs w:val="28"/>
+          <w:lang w:val="en-US" w:eastAsia="ru-RU" w:bidi="hi-IN"/>
+        </w:rPr>
+        <w:t xml:space="preserve"> Σ|Pi|</w:t>
+      </w:r>
+      <w:r>
+        <w:rPr>
+          <w:rFonts w:hint="default" w:eastAsia="Times New Roman" w:cs="Times New Roman"/>
+          <w:b w:val="0"/>
+          <w:bCs w:val="0"/>
+          <w:i w:val="0"/>
+          <w:iCs w:val="0"/>
+          <w:kern w:val="3"/>
+          <w:sz w:val="28"/>
+          <w:szCs w:val="28"/>
+          <w:lang w:val="en-US" w:eastAsia="ru-RU" w:bidi="hi-IN"/>
+        </w:rPr>
+        <w:t xml:space="preserve"> - </w:t>
+      </w:r>
+      <w:r>
+        <w:rPr>
+          <w:rFonts w:hint="default" w:ascii="Times New Roman" w:hAnsi="Times New Roman" w:eastAsia="Times New Roman" w:cs="Times New Roman"/>
+          <w:b w:val="0"/>
+          <w:bCs w:val="0"/>
+          <w:i w:val="0"/>
+          <w:iCs w:val="0"/>
+          <w:kern w:val="3"/>
+          <w:sz w:val="28"/>
+          <w:szCs w:val="28"/>
+          <w:lang w:val="en-US" w:eastAsia="ru-RU" w:bidi="hi-IN"/>
+        </w:rPr>
+        <w:t>сумма длин образцов</w:t>
+      </w:r>
+    </w:p>
+    <w:p>
+      <w:pPr>
+        <w:pStyle w:val="14"/>
+        <w:keepNext w:val="0"/>
+        <w:keepLines w:val="0"/>
+        <w:pageBreakBefore w:val="0"/>
+        <w:widowControl/>
+        <w:numPr>
+          <w:ilvl w:val="0"/>
+          <w:numId w:val="0"/>
+        </w:numPr>
+        <w:suppressLineNumbers w:val="0"/>
+        <w:kinsoku/>
+        <w:wordWrap/>
+        <w:overflowPunct/>
+        <w:topLinePunct w:val="0"/>
+        <w:autoSpaceDE/>
+        <w:autoSpaceDN/>
+        <w:bidi w:val="0"/>
+        <w:adjustRightInd/>
+        <w:snapToGrid/>
+        <w:spacing w:before="0" w:beforeAutospacing="0" w:after="0" w:afterAutospacing="0" w:line="360" w:lineRule="auto"/>
+        <w:ind w:right="0" w:rightChars="0" w:firstLine="350" w:firstLineChars="125"/>
+        <w:jc w:val="both"/>
+        <w:textAlignment w:val="auto"/>
+        <w:rPr>
+          <w:rFonts w:hint="default" w:ascii="Times New Roman" w:hAnsi="Times New Roman" w:eastAsia="Times New Roman" w:cs="Times New Roman"/>
+          <w:b w:val="0"/>
+          <w:bCs w:val="0"/>
+          <w:i/>
+          <w:iCs/>
+          <w:kern w:val="3"/>
+          <w:sz w:val="28"/>
+          <w:szCs w:val="28"/>
+          <w:lang w:val="en-US" w:eastAsia="ru-RU" w:bidi="hi-IN"/>
+        </w:rPr>
+      </w:pPr>
+      <w:r>
+        <w:rPr>
+          <w:rFonts w:hint="default" w:ascii="Times New Roman" w:hAnsi="Times New Roman" w:eastAsia="Times New Roman" w:cs="Times New Roman"/>
+          <w:b w:val="0"/>
+          <w:bCs w:val="0"/>
+          <w:i/>
+          <w:iCs/>
+          <w:kern w:val="3"/>
+          <w:sz w:val="28"/>
+          <w:szCs w:val="28"/>
+          <w:lang w:val="en-US" w:eastAsia="ru-RU" w:bidi="hi-IN"/>
+        </w:rPr>
+        <w:t>Сложность по памяти:</w:t>
+      </w:r>
+    </w:p>
+    <w:p>
+      <w:pPr>
+        <w:pStyle w:val="14"/>
+        <w:keepNext w:val="0"/>
+        <w:keepLines w:val="0"/>
+        <w:pageBreakBefore w:val="0"/>
+        <w:widowControl/>
+        <w:numPr>
+          <w:ilvl w:val="0"/>
+          <w:numId w:val="0"/>
+        </w:numPr>
+        <w:suppressLineNumbers w:val="0"/>
+        <w:kinsoku/>
+        <w:wordWrap/>
+        <w:overflowPunct/>
+        <w:topLinePunct w:val="0"/>
+        <w:autoSpaceDE/>
+        <w:autoSpaceDN/>
+        <w:bidi w:val="0"/>
+        <w:adjustRightInd/>
+        <w:snapToGrid/>
+        <w:spacing w:before="0" w:beforeAutospacing="0" w:after="0" w:afterAutospacing="0" w:line="360" w:lineRule="auto"/>
+        <w:ind w:right="0" w:rightChars="0" w:firstLine="350" w:firstLineChars="125"/>
+        <w:jc w:val="both"/>
+        <w:textAlignment w:val="auto"/>
+        <w:rPr>
+          <w:rFonts w:hint="default" w:ascii="Times New Roman" w:hAnsi="Times New Roman" w:eastAsia="Times New Roman" w:cs="Times New Roman"/>
+          <w:b w:val="0"/>
+          <w:bCs w:val="0"/>
+          <w:i w:val="0"/>
+          <w:iCs w:val="0"/>
+          <w:kern w:val="3"/>
+          <w:sz w:val="28"/>
+          <w:szCs w:val="28"/>
+          <w:lang w:val="en-US" w:eastAsia="ru-RU" w:bidi="hi-IN"/>
+        </w:rPr>
+      </w:pPr>
+      <w:r>
+        <w:rPr>
+          <w:rFonts w:hint="default" w:ascii="Times New Roman" w:hAnsi="Times New Roman" w:eastAsia="Times New Roman" w:cs="Times New Roman"/>
+          <w:b w:val="0"/>
+          <w:bCs w:val="0"/>
+          <w:i w:val="0"/>
+          <w:iCs w:val="0"/>
+          <w:kern w:val="3"/>
+          <w:sz w:val="28"/>
+          <w:szCs w:val="28"/>
+          <w:lang w:val="en-US" w:eastAsia="ru-RU" w:bidi="hi-IN"/>
+        </w:rPr>
+        <w:t xml:space="preserve"> O(Σ|Pi| × |Σ|), где |Σ| = 5</w:t>
+      </w:r>
+      <w:r>
+        <w:rPr>
+          <w:rFonts w:hint="default" w:eastAsia="Times New Roman" w:cs="Times New Roman"/>
+          <w:b w:val="0"/>
+          <w:bCs w:val="0"/>
+          <w:i w:val="0"/>
+          <w:iCs w:val="0"/>
+          <w:kern w:val="3"/>
+          <w:sz w:val="28"/>
+          <w:szCs w:val="28"/>
+          <w:lang w:val="en-US" w:eastAsia="ru-RU" w:bidi="hi-IN"/>
+        </w:rPr>
+        <w:t xml:space="preserve">, </w:t>
+      </w:r>
+      <w:r>
+        <w:rPr>
+          <w:rFonts w:hint="default" w:ascii="Times New Roman" w:hAnsi="Times New Roman" w:eastAsia="Times New Roman" w:cs="Times New Roman"/>
+          <w:b w:val="0"/>
+          <w:bCs w:val="0"/>
+          <w:i w:val="0"/>
+          <w:iCs w:val="0"/>
+          <w:kern w:val="3"/>
+          <w:sz w:val="28"/>
+          <w:szCs w:val="28"/>
+          <w:lang w:val="en-US" w:eastAsia="ru-RU" w:bidi="hi-IN"/>
+        </w:rPr>
+        <w:t>Σ|Pi|</w:t>
+      </w:r>
+      <w:r>
+        <w:rPr>
+          <w:rFonts w:hint="default" w:eastAsia="Times New Roman" w:cs="Times New Roman"/>
+          <w:b w:val="0"/>
+          <w:bCs w:val="0"/>
+          <w:i w:val="0"/>
+          <w:iCs w:val="0"/>
+          <w:kern w:val="3"/>
+          <w:sz w:val="28"/>
+          <w:szCs w:val="28"/>
+          <w:lang w:val="en-US" w:eastAsia="ru-RU" w:bidi="hi-IN"/>
+        </w:rPr>
+        <w:t xml:space="preserve"> - </w:t>
+      </w:r>
+      <w:r>
+        <w:rPr>
+          <w:rFonts w:hint="default" w:ascii="Times New Roman" w:hAnsi="Times New Roman" w:eastAsia="Times New Roman" w:cs="Times New Roman"/>
+          <w:b w:val="0"/>
+          <w:bCs w:val="0"/>
+          <w:i w:val="0"/>
+          <w:iCs w:val="0"/>
+          <w:kern w:val="3"/>
+          <w:sz w:val="28"/>
+          <w:szCs w:val="28"/>
+          <w:lang w:val="en-US" w:eastAsia="ru-RU" w:bidi="hi-IN"/>
+        </w:rPr>
+        <w:t>сумма длин образцов</w:t>
+      </w:r>
+      <w:bookmarkStart w:id="0" w:name="_GoBack"/>
+      <w:bookmarkEnd w:id="0"/>
     </w:p>
     <w:p>
       <w:pPr>
